--- a/docs_ua/09-logbook-instructions.docx
+++ b/docs_ua/09-logbook-instructions.docx
@@ -510,7 +510,7 @@
                 <w:sz w:val="20"/>
                 <w:szCs w:val="20"/>
               </w:rPr>
-              <w:t xml:space="preserve">Мічення клича та скатів спостерігачем або навченим членом екіпажу; умовне форматування підсвічує дублікати номерів міток.</w:t>
+              <w:t xml:space="preserve">Мічення іклача та скатів спостерігачем або навченим членом екіпажу; умовне форматування підсвічує дублікати номерів міток.</w:t>
             </w:r>
           </w:p>
         </w:tc>
@@ -787,7 +787,7 @@
           <w:sz w:val="22"/>
           <w:szCs w:val="22"/>
         </w:rPr>
-        <w:t xml:space="preserve">Орієнтовна норма для клича — 7 риб/1000 гачків (35 риб на лінію з 5000 гачків): 10 риб повний профіль (вид, TL, стать, стадія зрілості гонад, вага, 10 отолітів), 25 риб — лише проміри. З'єднані короткі лінії («join line») враховуються як одна виборка. Для інших видів — до 10 особин/день або до 100/вид за рейс, із фіксацією номера кошика/трота/магазину. Стандартна довжина (SL) — від писка до кінця хребетного стовпа (легко визначити, зігнувши хвіст догори); загальна довжина (TL) — до кінчика хвоста без розтягування. Для Macrourus spp. додатково — довжина писок-анус (SA); для скатів — розмах крил (WS). У підрайонах 88.1/88.2 SSRU A і B додатково фіксуються травми скатів за кодами (таблиця нижче) — для мічених, повторно виловлених і біологічно відібраних особин.</w:t>
+        <w:t xml:space="preserve">Орієнтовна норма для іклача — 7 риб/1000 гачків (35 риб на лінію з 5000 гачків): 10 риб повний профіль (вид, TL, стать, стадія зрілості гонад, вага, 10 отолітів), 25 риб — лише проміри. З'єднані короткі лінії («join line») враховуються як одна виборка. Для інших видів — до 10 особин/день або до 100/вид за рейс, із фіксацією номера кошика/трота/магазину. Стандартна довжина (SL) — від писка до кінця хребетного стовпа (легко визначити, зігнувши хвіст догори); загальна довжина (TL) — до кінчика хвоста без розтягування. Для Macrourus spp. додатково — довжина писок-анус (SA); для скатів — розмах крил (WS). У підрайонах 88.1/88.2 SSRU A і B додатково фіксуються травми скатів за кодами (таблиця нижче) — для мічених, повторно виловлених і біологічно відібраних особин.</w:t>
       </w:r>
     </w:p>
     <w:p>
@@ -837,7 +837,7 @@
           <w:sz w:val="22"/>
           <w:szCs w:val="22"/>
         </w:rPr>
-        <w:t xml:space="preserve">Мітить і випускає клича спостерігач або навчений член екіпажу за протоколом Додатка 4 SISO Manual. Рибу НЕ можна мітити за наявності: гачкових ушкоджень поза ротовою областю, рожевих/білих зябер, видимої кровотечі, відкритих ран, пошкодження ока чи проникнення в порожнину тіла, саднин/втрати луски на площі хвоста, відсутності рухової активності. Аркуш підсвічує дублікати номерів міток; фіксується точна позиція випуску, а не позиція виборки.</w:t>
+        <w:t xml:space="preserve">Мітить і випускає іклача спостерігач або навчений член екіпажу за протоколом Додатка 4 SISO Manual. Рибу НЕ можна мітити за наявності: гачкових ушкоджень поза ротовою областю, рожевих/білих зябер, видимої кровотечі, відкритих ран, пошкодження ока чи проникнення в порожнину тіла, саднин/втрати луски на площі хвоста, відсутності рухової активності. Аркуш підсвічує дублікати номерів міток; фіксується точна позиція випуску, а не позиція виборки.</w:t>
       </w:r>
     </w:p>
     <w:p>
@@ -862,7 +862,7 @@
           <w:sz w:val="22"/>
           <w:szCs w:val="22"/>
         </w:rPr>
-        <w:t xml:space="preserve">Уся мічена риба зберігається незалежно від часу на волі (COLTO пропонує щорічний приз за знайдені мітки). Обов'язкове фото мітки in situ з таймстампом на офіційному фотошаблоні CCAMLR з читабельним номером. Фото додаються до звіту про рейс або надсилаються окремо через технічного координатора. Заповнюються біологічні проміри з урахуванням специфічних полів для скатів/клича.</w:t>
+        <w:t xml:space="preserve">Уся мічена риба зберігається незалежно від часу на волі (COLTO пропонує щорічний приз за знайдені мітки). Обов'язкове фото мітки in situ з таймстампом на офіційному фотошаблоні CCAMLR з читабельним номером. Фото додаються до звіту про рейс або надсилаються окремо через технічного координатора. Заповнюються біологічні проміри з урахуванням специфічних полів для скатів/іклача.</w:t>
       </w:r>
     </w:p>
     <w:p>
